--- a/templates/dist/bank-fin-maintenance-waiver.docx
+++ b/templates/dist/bank-fin-maintenance-waiver.docx
@@ -1579,18 +1579,7 @@
           <w:szCs w:val="28"/>
           <w:rtl/>
         </w:rPr>
-        <w:t xml:space="preserve"/>
-      </w:r>
-      <w:r>
-        <w:rPr>
-          <w:rFonts w:ascii="Times New Roman" w:hAnsi="Times New Roman" w:cs="Times New Roman" w:eastAsia="Times New Roman"/>
-          <w:noProof/>
-          <w:szCs w:val="28"/>
-          <w:rtl/>
-          <w:sz w:val="28"/>
-          <w:color w:val="FFFFFF"/>
-        </w:rPr>
-        <w:t xml:space="preserve">QZ7ZQ</w:t>
+        <w:t xml:space="preserve">‏</w:t>
       </w:r>
     </w:p>
     <w:p>
